--- a/软著材料/登记信息表底稿.docx
+++ b/软著材料/登记信息表底稿.docx
@@ -463,7 +463,7 @@
         <w:pStyle w:val="FirstParagraph"/>
       </w:pPr>
       <w:r>
-        <w:t xml:space="preserve">本软件是一款面向生态环境与自然资源领域的应用软件，用于历史遗留废弃矿山自然恢复适宜性的定量评价。软件以《历史遗留废弃矿山自然恢复适宜性评价指标体系建设及典型案例》所建立的评价指标体系与计算方法为算法内核，实现评价工作的规范化、自动化与可追溯。软件共包含九个功能模块。</w:t>
+        <w:t xml:space="preserve">本软件是一款面向生态环境与自然资源领域的应用软件，用于历史遗留废弃矿山自然恢复适宜性的定量评价。软件以一套完整的自然恢复适宜性评价指标体系与计算方法为算法内核，实现评价工作的规范化、自动化与可追溯。软件共包含九个功能模块。</w:t>
       </w:r>
     </w:p>
     <w:p>
@@ -471,7 +471,7 @@
         <w:pStyle w:val="BodyText"/>
       </w:pPr>
       <w:r>
-        <w:t xml:space="preserve">账号与权限管理模块提供自助注册、登录、注销与职务权限控制，管理员可维护账号、设置职务并查看操作日志，职务分为管理员与操作员两种，写操作全部自动留痕以供追溯。项目与矿山档案模块用于建立评价项目、录入矿山图斑的基础信息、挂接遥感底图或无人机正射影像，并设置参照生态系统。政策与标准知识库模块收录十一项地方标准与政策文件，并将其判定条件结构化为可执行规则，支持同一指标在不同省份的阈值横向比对。限制性指标判定模块对政策约束、区位约束、土壤污染、地质灾害、耕地属性五项条件逐项判定，任一项不通过即给出生态重建或人工辅助的结论。微地质单元管理模块将矿山图斑划分为岩质边坡、碎石边坡、平台三类单元，自动计算各单元面积占比并校验合计是否为百分之百。</w:t>
+        <w:t xml:space="preserve">账号与权限管理模块提供自助注册、登录、注销与职务权限控制，管理员可维护账号、设置职务并查看操作日志，职务分为管理员与操作员两种，写操作全部自动留痕以供追溯。项目与矿山档案模块用于建立评价项目、录入矿山图斑的基础信息、挂接遥感底图或无人机正射影像，并设置参照生态系统。政策与标准知识库模块收录十一项地方标准与政策文件，并将其判定条件结构化为可执行规则，支持同一指标在不同省份的阈值横向比对，并可在评价完成后把评价结论与当地文件逐条对照，给出符合、不符合与待人工判断三种结果。限制性指标判定模块对政策约束、区位约束、土壤污染、地质灾害、耕地属性五项条件逐项判定，任一项不通过即给出生态重建或人工辅助的结论。微地质单元管理模块将矿山图斑划分为岩质边坡、碎石边坡、平台三类单元，自动计算各单元面积占比并校验合计是否为百分之百。</w:t>
       </w:r>
     </w:p>
     <w:p>
@@ -487,7 +487,7 @@
         <w:pStyle w:val="BodyText"/>
       </w:pPr>
       <w:r>
-        <w:t xml:space="preserve">适宜性定量评价模块按论文公式对各项指标做标准化处理，分为越大越优、越小越优、适中型与离散赋值四类算法，随后按各单元权重赋分并按面积占比加权合成，得到整个矿山的评价因子，据此判定不适宜、基本适宜、适宜三个等级并输出对应的推荐措施；执行评价前先校验各微地质单元的必填指标是否录入齐全，缺项时逐条列出并说明去哪补录，不满足前置条件不予出分。报告与结果输出模块以条形图与环形图呈现各微地质单元得分与各一级指标的平均得分，逐层列出各指标的实测值、标准化值、权重与加权贡献，使评价过程完全可复核，对未检测的指标在结果与报告中如实标注，并支持导出 PDF 与 Word 两种格式的评价报告。</w:t>
+        <w:t xml:space="preserve">适宜性定量评价模块按内置公式对各项指标做标准化处理，分为越大越优、越小越优、适中型与离散赋值四类算法，随后按各单元权重赋分并按面积占比加权合成，得到整个矿山的评价因子，据此判定不适宜、基本适宜、适宜三个等级并输出对应的推荐措施；执行评价前先校验各微地质单元的必填指标是否录入齐全，缺项时逐条列出并说明去哪补录，不满足前置条件不予出分。报告与结果输出模块以条形图与环形图呈现各微地质单元得分与各一级指标的平均得分，逐层列出各指标的实测值、标准化值、权重与加权贡献，使评价过程完全可复核，对未检测的指标在结果与报告中如实标注，并支持导出 PDF 与 Word 两种格式的评价报告。</w:t>
       </w:r>
     </w:p>
     <w:p>

--- a/软著材料/登记信息表底稿.docx
+++ b/软著材料/登记信息表底稿.docx
@@ -471,7 +471,7 @@
         <w:pStyle w:val="BodyText"/>
       </w:pPr>
       <w:r>
-        <w:t xml:space="preserve">账号与权限管理模块提供自助注册、登录、注销与职务权限控制，管理员可维护账号、设置职务并查看操作日志，职务分为管理员与操作员两种，写操作全部自动留痕以供追溯。项目与矿山档案模块用于建立评价项目、录入矿山图斑的基础信息、挂接遥感底图或无人机正射影像，并设置参照生态系统。政策与标准知识库模块收录十一项地方标准与政策文件，并将其判定条件结构化为可执行规则，支持同一指标在不同省份的阈值横向比对，并可在评价完成后把评价结论与当地文件逐条对照，给出符合、不符合与待人工判断三种结果。限制性指标判定模块对政策约束、区位约束、土壤污染、地质灾害、耕地属性五项条件逐项判定，任一项不通过即给出生态重建或人工辅助的结论。微地质单元管理模块将矿山图斑划分为岩质边坡、碎石边坡、平台三类单元，自动计算各单元面积占比并校验合计是否为百分之百。</w:t>
+        <w:t xml:space="preserve">账号与权限管理模块提供自助注册、登录、注销与职务权限控制，管理员可维护账号、设置职务并查看操作日志，职务分为管理员与操作员两种，写操作全部自动留痕以供追溯。项目与矿山档案模块用于建立评价项目、录入矿山图斑的基础信息、挂接遥感底图或无人机正射影像，并设置参照生态系统。政策与标准知识库模块收录十二项地方标准与政策文件，并将其判定条件结构化为可执行规则，支持同一指标在不同省份的阈值横向比对，并可在评价完成后把评价结论与当地文件逐条对照，给出符合、不符合与待人工判断三种结果。限制性指标判定模块对政策约束、区位约束、土壤污染、地质灾害、耕地属性五项条件逐项判定，任一项不通过即给出生态重建或人工辅助的结论。微地质单元管理模块将矿山图斑划分为岩质边坡、碎石边坡、平台三类单元，自动计算各单元面积占比并校验合计是否为百分之百。</w:t>
       </w:r>
     </w:p>
     <w:p>

--- a/软著材料/登记信息表底稿.docx
+++ b/软著材料/登记信息表底稿.docx
@@ -996,7 +996,7 @@
               <w:jc w:val="left"/>
             </w:pPr>
             <w:r>
-              <w:t xml:space="preserve">《说明书_...V1.0.pdf》，30 页，含 28 张界面截图</w:t>
+              <w:t xml:space="preserve">《说明书_...V1.0.pdf》，31 页，含 29 张插图</w:t>
             </w:r>
           </w:p>
         </w:tc>

--- a/软著材料/登记信息表底稿.docx
+++ b/软著材料/登记信息表底稿.docx
@@ -471,7 +471,7 @@
         <w:pStyle w:val="BodyText"/>
       </w:pPr>
       <w:r>
-        <w:t xml:space="preserve">账号与权限管理模块提供自助注册、登录、注销与职务权限控制，管理员可维护账号、设置职务并查看操作日志，职务分为管理员与操作员两种，写操作全部自动留痕以供追溯。项目与矿山档案模块用于建立评价项目、录入矿山图斑的基础信息、挂接遥感底图或无人机正射影像，并设置参照生态系统。政策与标准知识库模块收录十二项地方标准与政策文件，并将其判定条件结构化为可执行规则，支持同一指标在不同省份的阈值横向比对，并可在评价完成后把评价结论与当地文件逐条对照，给出符合、不符合与待人工判断三种结果。限制性指标判定模块对政策约束、区位约束、土壤污染、地质灾害、耕地属性五项条件逐项判定，任一项不通过即给出生态重建或人工辅助的结论。微地质单元管理模块将矿山图斑划分为岩质边坡、碎石边坡、平台三类单元，自动计算各单元面积占比并校验合计是否为百分之百。</w:t>
+        <w:t xml:space="preserve">账号与权限管理模块提供自助注册、登录、注销与职务权限控制，管理员可维护账号、设置职务并查看操作日志，职务分为管理员与操作员两种，写操作全部自动留痕以供追溯。项目与矿山档案模块用于建立评价项目、录入矿山图斑的基础信息、挂接遥感底图或无人机正射影像，并设置参照生态系统。政策与标准知识库模块收录十二项地方标准与政策文件，并将其判定条件结构化为可执行规则，支持同一指标在不同省份的阈值横向比对，并可在评价完成后把评价结论与当地文件逐条对照，给出符合、不符合与待人工判断三种结果。限制性指标判定模块对政策约束、区位约束、土壤污染、地质灾害四项条件逐项判定，任一项不通过即给出生态重建或人工辅助的结论。微地质单元管理模块将矿山图斑划分为岩质边坡、碎石边坡、平台三类单元，自动计算各单元面积占比并校验合计是否为百分之百。</w:t>
       </w:r>
     </w:p>
     <w:p>

--- a/软著材料/登记信息表底稿.docx
+++ b/软著材料/登记信息表底稿.docx
@@ -28,7 +28,7 @@
         </w:p>
       </w:sdtContent>
     </w:sdt>
-    <w:bookmarkStart w:id="26" w:name="计算机软件著作权登记--登记信息表底稿"/>
+    <w:bookmarkStart w:id="27" w:name="计算机软件著作权登记--登记信息表底稿"/>
     <w:p>
       <w:pPr>
         <w:pStyle w:val="Heading1"/>
@@ -996,7 +996,7 @@
               <w:jc w:val="left"/>
             </w:pPr>
             <w:r>
-              <w:t xml:space="preserve">《说明书_...V1.0.pdf》，31 页，含 29 张插图</w:t>
+              <w:t xml:space="preserve">《操作使用手册_...V1.0.pdf》，31 页，含 29 张插图</w:t>
             </w:r>
           </w:p>
         </w:tc>
@@ -1035,6 +1035,44 @@
             </w:pPr>
             <w:r>
               <w:t xml:space="preserve">使用现行版本，主要功能描述见本文件第二节</w:t>
+            </w:r>
+          </w:p>
+        </w:tc>
+      </w:tr>
+      <w:tr>
+        <w:tc>
+          <w:tcPr/>
+          <w:p>
+            <w:pPr>
+              <w:pStyle w:val="Compact"/>
+              <w:jc w:val="left"/>
+            </w:pPr>
+            <w:r>
+              <w:t xml:space="preserve">4</w:t>
+            </w:r>
+          </w:p>
+        </w:tc>
+        <w:tc>
+          <w:tcPr/>
+          <w:p>
+            <w:pPr>
+              <w:pStyle w:val="Compact"/>
+              <w:jc w:val="left"/>
+            </w:pPr>
+            <w:r>
+              <w:t xml:space="preserve">源程序量</w:t>
+            </w:r>
+          </w:p>
+        </w:tc>
+        <w:tc>
+          <w:tcPr/>
+          <w:p>
+            <w:pPr>
+              <w:pStyle w:val="Compact"/>
+              <w:jc w:val="left"/>
+            </w:pPr>
+            <w:r>
+              <w:t xml:space="preserve">11883 行（不含空行；含空行 13330 行；源程序材料共 279 页，提交版 60 页 3000 行）</w:t>
             </w:r>
           </w:p>
         </w:tc>
@@ -1339,8 +1377,203 @@
         </w:tc>
       </w:tr>
     </w:tbl>
+    <w:p>
+      <w:r>
+        <w:pict>
+          <v:rect style="width:0;height:1.5pt" o:hralign="center" o:hrstd="t" o:hr="t"/>
+        </w:pict>
+      </w:r>
+    </w:p>
     <w:bookmarkEnd w:id="25"/>
+    <w:bookmarkStart w:id="26" w:name="七代办方表单与模板要求附件123"/>
+    <w:p>
+      <w:pPr>
+        <w:pStyle w:val="Heading2"/>
+      </w:pPr>
+      <w:r>
+        <w:t xml:space="preserve">七、代办方表单与模板要求（附件1/2/3）</w:t>
+      </w:r>
+    </w:p>
+    <w:tbl>
+      <w:tblPr>
+        <w:tblStyle w:val="Table"/>
+        <w:tblW w:type="auto" w:w="0"/>
+        <w:tblLook w:firstRow="1" w:lastRow="0" w:firstColumn="0" w:lastColumn="0" w:noHBand="0" w:noVBand="0" w:val="0020"/>
+        <w:jc w:val="start"/>
+      </w:tblPr>
+      <w:tblGrid>
+        <w:gridCol w:w="2640"/>
+        <w:gridCol w:w="2640"/>
+        <w:gridCol w:w="2640"/>
+      </w:tblGrid>
+      <w:tr>
+        <w:trPr>
+          <w:tblHeader w:val="true"/>
+        </w:trPr>
+        <w:tc>
+          <w:tcPr/>
+          <w:p>
+            <w:pPr>
+              <w:pStyle w:val="Compact"/>
+              <w:jc w:val="left"/>
+            </w:pPr>
+            <w:r>
+              <w:t xml:space="preserve">附件</w:t>
+            </w:r>
+          </w:p>
+        </w:tc>
+        <w:tc>
+          <w:tcPr/>
+          <w:p>
+            <w:pPr>
+              <w:pStyle w:val="Compact"/>
+              <w:jc w:val="left"/>
+            </w:pPr>
+            <w:r>
+              <w:t xml:space="preserve">要求</w:t>
+            </w:r>
+          </w:p>
+        </w:tc>
+        <w:tc>
+          <w:tcPr/>
+          <w:p>
+            <w:pPr>
+              <w:pStyle w:val="Compact"/>
+              <w:jc w:val="left"/>
+            </w:pPr>
+            <w:r>
+              <w:t xml:space="preserve">本项目情况</w:t>
+            </w:r>
+          </w:p>
+        </w:tc>
+      </w:tr>
+      <w:tr>
+        <w:tc>
+          <w:tcPr/>
+          <w:p>
+            <w:pPr>
+              <w:pStyle w:val="Compact"/>
+              <w:jc w:val="left"/>
+            </w:pPr>
+            <w:r>
+              <w:t xml:space="preserve">附件1 信息采集表</w:t>
+            </w:r>
+          </w:p>
+        </w:tc>
+        <w:tc>
+          <w:tcPr/>
+          <w:p>
+            <w:pPr>
+              <w:pStyle w:val="Compact"/>
+              <w:jc w:val="left"/>
+            </w:pPr>
+            <w:r>
+              <w:t xml:space="preserve">按表逐项填写；名称建议以「系统/平台/软件」结尾</w:t>
+            </w:r>
+          </w:p>
+        </w:tc>
+        <w:tc>
+          <w:tcPr/>
+          <w:p>
+            <w:pPr>
+              <w:pStyle w:val="Compact"/>
+              <w:jc w:val="left"/>
+            </w:pPr>
+            <w:r>
+              <w:t xml:space="preserve">已出《附件1_软件著作权信息采集表_填写稿.docx》，字段与官方表一致；四项待申请人确认</w:t>
+            </w:r>
+          </w:p>
+        </w:tc>
+      </w:tr>
+      <w:tr>
+        <w:tc>
+          <w:tcPr/>
+          <w:p>
+            <w:pPr>
+              <w:pStyle w:val="Compact"/>
+              <w:jc w:val="left"/>
+            </w:pPr>
+            <w:r>
+              <w:t xml:space="preserve">附件2 操作使用手册模板</w:t>
+            </w:r>
+          </w:p>
+        </w:tc>
+        <w:tc>
+          <w:tcPr/>
+          <w:p>
+            <w:pPr>
+              <w:pStyle w:val="Compact"/>
+              <w:jc w:val="left"/>
+            </w:pPr>
+            <w:r>
+              <w:t xml:space="preserve">封面《软件名称 操作使用手册（版本V1.0）申请人：》；正文分「一、系统简介」「二、主要功能」，逐模块配界面图</w:t>
+            </w:r>
+          </w:p>
+        </w:tc>
+        <w:tc>
+          <w:tcPr/>
+          <w:p>
+            <w:pPr>
+              <w:pStyle w:val="Compact"/>
+              <w:jc w:val="left"/>
+            </w:pPr>
+            <w:r>
+              <w:t xml:space="preserve">手册已按此调整：封面改为操作使用手册并加申请人栏，章节改为「一、系统简介 / 二、主要功能 / 三、计算方法与口径说明」，插图编号 图1—图29</w:t>
+            </w:r>
+          </w:p>
+        </w:tc>
+      </w:tr>
+      <w:tr>
+        <w:tc>
+          <w:tcPr/>
+          <w:p>
+            <w:pPr>
+              <w:pStyle w:val="Compact"/>
+              <w:jc w:val="left"/>
+            </w:pPr>
+            <w:r>
+              <w:t xml:space="preserve">附件3 软件代码</w:t>
+            </w:r>
+          </w:p>
+        </w:tc>
+        <w:tc>
+          <w:tcPr/>
+          <w:p>
+            <w:pPr>
+              <w:pStyle w:val="Compact"/>
+              <w:jc w:val="left"/>
+            </w:pPr>
+            <w:r>
+              <w:t xml:space="preserve">整理到 Word，尽量 3000 行以上；不得使用 AI 生成代码</w:t>
+            </w:r>
+          </w:p>
+        </w:tc>
+        <w:tc>
+          <w:tcPr/>
+          <w:p>
+            <w:pPr>
+              <w:pStyle w:val="Compact"/>
+              <w:jc w:val="left"/>
+            </w:pPr>
+            <w:r>
+              <w:t xml:space="preserve">《源程序_提交版（前30页+后30页）</w:t>
+            </w:r>
+            <w:r>
+              <w:rPr>
+                <w:iCs/>
+                <w:i/>
+              </w:rPr>
+              <w:t xml:space="preserve">...V1.0.docx》= 3000 行；《源程序</w:t>
+            </w:r>
+            <w:r>
+              <w:t xml:space="preserve">...V1.0.docx》= 13901 行（全文）；代码均为项目自行开发</w:t>
+            </w:r>
+          </w:p>
+        </w:tc>
+      </w:tr>
+    </w:tbl>
     <w:bookmarkEnd w:id="26"/>
+    <w:bookmarkEnd w:id="27"/>
     <w:sectPr/>
   </w:body>
 </w:document>
